--- a/data/hw/Lab5_GenBank.docx
+++ b/data/hw/Lab5_GenBank.docx
@@ -585,7 +585,16 @@
         <w:t>sub</w:t>
       </w:r>
       <w:r>
-        <w:t>unit of hemoglobin</w:t>
+        <w:t xml:space="preserve">unit of </w:t>
+      </w:r>
+      <w:r>
+        <w:t xml:space="preserve">the </w:t>
+      </w:r>
+      <w:r>
+        <w:t>hemoglobin</w:t>
+      </w:r>
+      <w:r>
+        <w:t xml:space="preserve"> protein</w:t>
       </w:r>
       <w:r>
         <w:t xml:space="preserve">). </w:t>
@@ -600,23 +609,34 @@
         <w:t xml:space="preserve">s returned. </w:t>
       </w:r>
       <w:r>
-        <w:t>The search results are shown in the screenshot below. A total of 7,763 results are returned. There may be information above this. However, note that these are references to other databases and are not what we are interested in now.</w:t>
-      </w:r>
-    </w:p>
-    <w:p/>
-    <w:p>
-      <w:pPr>
-        <w:ind w:left="1440" w:firstLine="720"/>
+        <w:t xml:space="preserve">The search results are shown in the screenshot below. A total of </w:t>
+      </w:r>
+      <w:r>
+        <w:t>8</w:t>
+      </w:r>
+      <w:r>
+        <w:t>,</w:t>
+      </w:r>
+      <w:r>
+        <w:t>098</w:t>
+      </w:r>
+      <w:r>
+        <w:t xml:space="preserve"> results are returned. There may be information above this. However, note that these are references to other databases and are not what we are interested in now.</w:t>
+      </w:r>
+    </w:p>
+    <w:p>
+      <w:pPr>
+        <w:pStyle w:val="ListParagraph"/>
       </w:pPr>
       <w:r>
         <w:rPr>
           <w:noProof/>
         </w:rPr>
         <w:drawing>
-          <wp:inline distT="0" distB="0" distL="0" distR="0" wp14:anchorId="02204D52" wp14:editId="2BFF36BA">
-            <wp:extent cx="3534957" cy="1544907"/>
-            <wp:effectExtent l="0" t="0" r="0" b="5080"/>
-            <wp:docPr id="2" name="Picture 2" descr="A screenshot of a computer&#10;&#10;Description automatically generated"/>
+          <wp:inline distT="0" distB="0" distL="0" distR="0" wp14:anchorId="51F73141" wp14:editId="11E8B1DE">
+            <wp:extent cx="5033501" cy="1494204"/>
+            <wp:effectExtent l="0" t="0" r="0" b="4445"/>
+            <wp:docPr id="1" name="Picture 1" descr="A screenshot of a cell phone&#10;&#10;Description automatically generated"/>
             <wp:cNvGraphicFramePr>
               <a:graphicFrameLocks xmlns:a="http://schemas.openxmlformats.org/drawingml/2006/main" noChangeAspect="1"/>
             </wp:cNvGraphicFramePr>
@@ -624,7 +644,7 @@
               <a:graphicData uri="http://schemas.openxmlformats.org/drawingml/2006/picture">
                 <pic:pic xmlns:pic="http://schemas.openxmlformats.org/drawingml/2006/picture">
                   <pic:nvPicPr>
-                    <pic:cNvPr id="2" name="Picture 2" descr="A screenshot of a computer&#10;&#10;Description automatically generated"/>
+                    <pic:cNvPr id="1" name="Picture 1" descr="A screenshot of a cell phone&#10;&#10;Description automatically generated"/>
                     <pic:cNvPicPr/>
                   </pic:nvPicPr>
                   <pic:blipFill>
@@ -636,7 +656,7 @@
                   <pic:spPr>
                     <a:xfrm>
                       <a:off x="0" y="0"/>
-                      <a:ext cx="3566451" cy="1558671"/>
+                      <a:ext cx="5132642" cy="1523634"/>
                     </a:xfrm>
                     <a:prstGeom prst="rect">
                       <a:avLst/>
@@ -649,7 +669,6 @@
         </w:drawing>
       </w:r>
     </w:p>
-    <w:p/>
     <w:p>
       <w:pPr>
         <w:pStyle w:val="ListParagraph"/>
@@ -738,7 +757,25 @@
         <w:t>is</w:t>
       </w:r>
       <w:r>
-        <w:t xml:space="preserve"> in the description)</w:t>
+        <w:t xml:space="preserve"> in the description</w:t>
+      </w:r>
+      <w:r>
+        <w:t xml:space="preserve"> or is part of a larger gene name, such as </w:t>
+      </w:r>
+      <w:r>
+        <w:t>“</w:t>
+      </w:r>
+      <w:r>
+        <w:t>hbb</w:t>
+      </w:r>
+      <w:r>
+        <w:t>a1</w:t>
+      </w:r>
+      <w:r>
+        <w:t>”</w:t>
+      </w:r>
+      <w:r>
+        <w:t>)</w:t>
       </w:r>
       <w:r>
         <w:t xml:space="preserve">. </w:t>
@@ -750,11 +787,7 @@
         <w:t>lick on Advanced, change the field to Gene Name, an</w:t>
       </w:r>
       <w:r>
-        <w:t xml:space="preserve">d </w:t>
-      </w:r>
-      <w:r>
-        <w:lastRenderedPageBreak/>
-        <w:t xml:space="preserve">search again for HBB. </w:t>
+        <w:t xml:space="preserve">d search again for HBB. </w:t>
       </w:r>
       <w:r>
         <w:t xml:space="preserve">You should find </w:t>
@@ -766,13 +799,19 @@
         <w:t>,</w:t>
       </w:r>
       <w:r>
-        <w:t>183</w:t>
+        <w:t>250</w:t>
       </w:r>
       <w:r>
         <w:t xml:space="preserve"> nucleotide sequences.</w:t>
       </w:r>
       <w:r>
-        <w:t xml:space="preserve"> Note this carries out a search for HBB [Gene Name]</w:t>
+        <w:t xml:space="preserve"> Note </w:t>
+      </w:r>
+      <w:r>
+        <w:t xml:space="preserve">that </w:t>
+      </w:r>
+      <w:r>
+        <w:t>this carries out a search for HBB [Gene Name]</w:t>
       </w:r>
       <w:r>
         <w:t xml:space="preserve"> – the brackets provide a shortcut for searching by a particular field.</w:t>
@@ -848,7 +887,7 @@
         <w:t xml:space="preserve"> </w:t>
       </w:r>
       <w:r>
-        <w:t xml:space="preserve">sequences in the nucleotide database </w:t>
+        <w:t xml:space="preserve">sequences in the database </w:t>
       </w:r>
       <w:r>
         <w:t>for the HBB gene in humans</w:t>
@@ -917,7 +956,14 @@
         <w:t xml:space="preserve">entries </w:t>
       </w:r>
       <w:r>
-        <w:t>for Homo sapiens</w:t>
+        <w:t xml:space="preserve">for </w:t>
+      </w:r>
+      <w:r>
+        <w:rPr>
+          <w:i/>
+          <w:iCs/>
+        </w:rPr>
+        <w:t>Homo sapiens</w:t>
       </w:r>
       <w:r>
         <w:t>.</w:t>
@@ -976,7 +1022,10 @@
         <w:t xml:space="preserve">. Carry out the appropriate search to confirm that </w:t>
       </w:r>
       <w:r>
-        <w:t>400</w:t>
+        <w:t>4</w:t>
+      </w:r>
+      <w:r>
+        <w:t>67</w:t>
       </w:r>
       <w:r>
         <w:t xml:space="preserve"> nucleotide sequences for the HBB gene (in any organism) have been</w:t>
@@ -1226,7 +1275,13 @@
         <w:t>From the sample page above, click on the links for the terms below and b</w:t>
       </w:r>
       <w:r>
-        <w:t>riefly describe the following fields:</w:t>
+        <w:t>riefly describe the following fields</w:t>
+      </w:r>
+      <w:r>
+        <w:t xml:space="preserve"> (1-2 sentences for each is sufficient)</w:t>
+      </w:r>
+      <w:r>
+        <w:t>:</w:t>
       </w:r>
     </w:p>
     <w:p/>
@@ -1271,7 +1326,6 @@
         </w:numPr>
       </w:pPr>
       <w:r>
-        <w:lastRenderedPageBreak/>
         <w:t xml:space="preserve">gene </w:t>
       </w:r>
     </w:p>
@@ -1515,7 +1569,17 @@
       </w:r>
       <w:proofErr w:type="spellEnd"/>
       <w:r>
-        <w:t xml:space="preserve"> entries appears on the left-hand side of the page under Source Databases.</w:t>
+        <w:t xml:space="preserve"> entries appears on the left-hand side of the page under </w:t>
+      </w:r>
+      <w:r>
+        <w:rPr>
+          <w:i/>
+          <w:iCs/>
+        </w:rPr>
+        <w:t>Source Databases</w:t>
+      </w:r>
+      <w:r>
+        <w:t>.</w:t>
       </w:r>
     </w:p>
     <w:p>
@@ -1537,7 +1601,6 @@
       <w:r>
         <w:rPr>
           <w:rFonts w:cs="Arial"/>
-          <w:color w:val="343434"/>
         </w:rPr>
         <w:t xml:space="preserve">NG_008957.2 </w:t>
       </w:r>
@@ -1614,16 +1677,7 @@
         <w:pStyle w:val="ListParagraph"/>
       </w:pPr>
     </w:p>
-    <w:p>
-      <w:pPr>
-        <w:pStyle w:val="ListParagraph"/>
-      </w:pPr>
-    </w:p>
-    <w:p>
-      <w:pPr>
-        <w:pStyle w:val="ListParagraph"/>
-      </w:pPr>
-    </w:p>
+    <w:p/>
     <w:p>
       <w:pPr>
         <w:pStyle w:val="ListParagraph"/>
